--- a/작업일지/36주차.docx
+++ b/작업일지/36주차.docx
@@ -163,9 +163,6 @@
           <w:p>
             <w:pPr>
               <w:jc w:val="center"/>
-              <w:rPr>
-                <w:rFonts w:hint="eastAsia"/>
-              </w:rPr>
             </w:pPr>
             <w:r>
               <w:rPr>
@@ -422,7 +419,19 @@
           <w:tcPr>
             <w:tcW w:w="10485" w:type="dxa"/>
           </w:tcPr>
-          <w:p/>
+          <w:p>
+            <w:pPr>
+              <w:rPr>
+                <w:rFonts w:hint="eastAsia"/>
+              </w:rPr>
+            </w:pPr>
+            <w:r>
+              <w:rPr>
+                <w:rFonts w:hint="eastAsia"/>
+              </w:rPr>
+              <w:t>주말에 모여서 논문 포스터 작성하기</w:t>
+            </w:r>
+          </w:p>
         </w:tc>
       </w:tr>
     </w:tbl>
@@ -516,7 +525,19 @@
           <w:tcPr>
             <w:tcW w:w="9214" w:type="dxa"/>
           </w:tcPr>
-          <w:p/>
+          <w:p>
+            <w:pPr>
+              <w:rPr>
+                <w:rFonts w:hint="eastAsia"/>
+              </w:rPr>
+            </w:pPr>
+            <w:r>
+              <w:rPr>
+                <w:rFonts w:hint="eastAsia"/>
+              </w:rPr>
+              <w:t>-논문 포스터 작성하기</w:t>
+            </w:r>
+          </w:p>
         </w:tc>
       </w:tr>
       <w:tr>
@@ -631,7 +652,19 @@
           <w:tcPr>
             <w:tcW w:w="9214" w:type="dxa"/>
           </w:tcPr>
-          <w:p/>
+          <w:p>
+            <w:pPr>
+              <w:rPr>
+                <w:rFonts w:hint="eastAsia"/>
+              </w:rPr>
+            </w:pPr>
+            <w:r>
+              <w:rPr>
+                <w:rFonts w:hint="eastAsia"/>
+              </w:rPr>
+              <w:t>-주말에 다같이 모여서 논문 포스터를 작성했다. 마침 주제가 AI 관련이라 OpenCV 내용 위주로 작성하였다.</w:t>
+            </w:r>
+          </w:p>
         </w:tc>
       </w:tr>
       <w:tr>

--- a/작업일지/36주차.docx
+++ b/작업일지/36주차.docx
@@ -420,11 +420,6 @@
             <w:tcW w:w="10485" w:type="dxa"/>
           </w:tcPr>
           <w:p>
-            <w:pPr>
-              <w:rPr>
-                <w:rFonts w:hint="eastAsia"/>
-              </w:rPr>
-            </w:pPr>
             <w:r>
               <w:rPr>
                 <w:rFonts w:hint="eastAsia"/>
@@ -496,7 +491,19 @@
           <w:tcPr>
             <w:tcW w:w="9214" w:type="dxa"/>
           </w:tcPr>
-          <w:p/>
+          <w:p>
+            <w:pPr>
+              <w:rPr>
+                <w:rFonts w:hint="eastAsia"/>
+              </w:rPr>
+            </w:pPr>
+            <w:r>
+              <w:rPr>
+                <w:rFonts w:hint="eastAsia"/>
+              </w:rPr>
+              <w:t>- 몬스터 기획서 (Ghost) 추가</w:t>
+            </w:r>
+          </w:p>
         </w:tc>
       </w:tr>
       <w:tr>
@@ -526,11 +533,6 @@
             <w:tcW w:w="9214" w:type="dxa"/>
           </w:tcPr>
           <w:p>
-            <w:pPr>
-              <w:rPr>
-                <w:rFonts w:hint="eastAsia"/>
-              </w:rPr>
-            </w:pPr>
             <w:r>
               <w:rPr>
                 <w:rFonts w:hint="eastAsia"/>
@@ -623,7 +625,19 @@
           <w:tcPr>
             <w:tcW w:w="9214" w:type="dxa"/>
           </w:tcPr>
-          <w:p/>
+          <w:p>
+            <w:pPr>
+              <w:rPr>
+                <w:rFonts w:hint="eastAsia"/>
+              </w:rPr>
+            </w:pPr>
+            <w:r>
+              <w:rPr>
+                <w:rFonts w:hint="eastAsia"/>
+              </w:rPr>
+              <w:t>- 몬스터(Ghost) 기획서를 추가하였다.</w:t>
+            </w:r>
+          </w:p>
         </w:tc>
       </w:tr>
       <w:tr>
@@ -653,11 +667,6 @@
             <w:tcW w:w="9214" w:type="dxa"/>
           </w:tcPr>
           <w:p>
-            <w:pPr>
-              <w:rPr>
-                <w:rFonts w:hint="eastAsia"/>
-              </w:rPr>
-            </w:pPr>
             <w:r>
               <w:rPr>
                 <w:rFonts w:hint="eastAsia"/>

--- a/작업일지/36주차.docx
+++ b/작업일지/36주차.docx
@@ -492,11 +492,6 @@
             <w:tcW w:w="9214" w:type="dxa"/>
           </w:tcPr>
           <w:p>
-            <w:pPr>
-              <w:rPr>
-                <w:rFonts w:hint="eastAsia"/>
-              </w:rPr>
-            </w:pPr>
             <w:r>
               <w:rPr>
                 <w:rFonts w:hint="eastAsia"/>
@@ -568,7 +563,43 @@
           <w:tcPr>
             <w:tcW w:w="9214" w:type="dxa"/>
           </w:tcPr>
-          <w:p/>
+          <w:p>
+            <w:r>
+              <w:rPr>
+                <w:rFonts w:hint="eastAsia"/>
+              </w:rPr>
+              <w:t>- 논문 포스터 작성</w:t>
+            </w:r>
+          </w:p>
+          <w:p>
+            <w:r>
+              <w:rPr>
+                <w:rFonts w:hint="eastAsia"/>
+              </w:rPr>
+              <w:t>- 감정 치트키 패킷 송신</w:t>
+            </w:r>
+          </w:p>
+          <w:p>
+            <w:r>
+              <w:rPr>
+                <w:rFonts w:hint="eastAsia"/>
+              </w:rPr>
+              <w:t>- 아이템 스캔 시 밝아지는 효과 적용</w:t>
+            </w:r>
+          </w:p>
+          <w:p>
+            <w:pPr>
+              <w:rPr>
+                <w:rFonts w:hint="eastAsia"/>
+              </w:rPr>
+            </w:pPr>
+            <w:r>
+              <w:rPr>
+                <w:rFonts w:hint="eastAsia"/>
+              </w:rPr>
+              <w:t>- 랜턴 들기 및 내리기 애니메이션 추가</w:t>
+            </w:r>
+          </w:p>
         </w:tc>
       </w:tr>
     </w:tbl>
@@ -626,11 +657,6 @@
             <w:tcW w:w="9214" w:type="dxa"/>
           </w:tcPr>
           <w:p>
-            <w:pPr>
-              <w:rPr>
-                <w:rFonts w:hint="eastAsia"/>
-              </w:rPr>
-            </w:pPr>
             <w:r>
               <w:rPr>
                 <w:rFonts w:hint="eastAsia"/>
@@ -702,7 +728,43 @@
           <w:tcPr>
             <w:tcW w:w="9214" w:type="dxa"/>
           </w:tcPr>
-          <w:p/>
+          <w:p>
+            <w:r>
+              <w:rPr>
+                <w:rFonts w:hint="eastAsia"/>
+              </w:rPr>
+              <w:t>- 논문 포스터를 작성했다.</w:t>
+            </w:r>
+          </w:p>
+          <w:p>
+            <w:r>
+              <w:rPr>
+                <w:rFonts w:hint="eastAsia"/>
+              </w:rPr>
+              <w:t>- 매번 카메라를 켜서 감정 가위바위보를 할 수 없어서 감정 치트키 버튼을 만들어 서버에 송신하도록 했다.</w:t>
+            </w:r>
+          </w:p>
+          <w:p>
+            <w:r>
+              <w:rPr>
+                <w:rFonts w:hint="eastAsia"/>
+              </w:rPr>
+              <w:t>- 아이템 스캔할 때 시야가 약간 밝아지도록 스캔 효과를 수정했다.</w:t>
+            </w:r>
+          </w:p>
+          <w:p>
+            <w:pPr>
+              <w:rPr>
+                <w:rFonts w:hint="eastAsia"/>
+              </w:rPr>
+            </w:pPr>
+            <w:r>
+              <w:rPr>
+                <w:rFonts w:hint="eastAsia"/>
+              </w:rPr>
+              <w:t>- 랜턴이 Tool Bar에서 선택됐을 때 마우스 좌클릭을 하면 들고 내리는 애니메이션을 추가했다. 근데 아직 드는 중 동작은 구현하지 않았다.</w:t>
+            </w:r>
+          </w:p>
         </w:tc>
       </w:tr>
     </w:tbl>
